--- a/Del 3 - Moderna Ramverk och Finalen/JavaScript-15 - Avancerad React JS/JavaScript-15 - Avancerad React JS.docx
+++ b/Del 3 - Moderna Ramverk och Finalen/JavaScript-15 - Avancerad React JS/JavaScript-15 - Avancerad React JS.docx
@@ -1728,13 +1728,7 @@
           <w:rStyle w:val="Rubrik1Char"/>
         </w:rPr>
         <w:lastRenderedPageBreak/>
-        <w:t>A</w:t>
-      </w:r>
-      <w:r>
-        <w:rPr>
-          <w:rStyle w:val="Rubrik1Char"/>
-        </w:rPr>
-        <w:t>vancerad React JS</w:t>
+        <w:t>Avancerad React JS</w:t>
       </w:r>
     </w:p>
     <w:p>
@@ -1743,18 +1737,7 @@
       </w:r>
     </w:p>
     <w:p>
-      <w:pPr>
-        <w:pStyle w:val="Underrubrik"/>
-        <w:rPr>
-          <w:color w:val="061F57"/>
-          <w:sz w:val="24"/>
-        </w:rPr>
-      </w:pPr>
-      <w:r>
-        <w:rPr>
-          <w:color w:val="061F57"/>
-          <w:sz w:val="24"/>
-        </w:rPr>
+      <w:r>
         <w:pict w14:anchorId="1857908C">
           <v:rect id="_x0000_i1025" style="width:0;height:1.5pt" o:hralign="center" o:hrstd="t" o:hr="t" fillcolor="#a0a0a0" stroked="f"/>
         </w:pict>
@@ -1985,7 +1968,9 @@
     </w:p>
     <w:p>
       <w:r>
-        <w:t>________________________________________</w:t>
+        <w:pict w14:anchorId="1501F21C">
+          <v:rect id="_x0000_i1026" style="width:0;height:1.5pt" o:hralign="center" o:hrstd="t" o:hr="t" fillcolor="#a0a0a0" stroked="f"/>
+        </w:pict>
       </w:r>
     </w:p>
     <w:p>
@@ -2232,15 +2217,631 @@
         <w:pStyle w:val="Bildtext"/>
       </w:pPr>
       <w:r>
-        <w:t>Bild 4: Kombinerat useEffect för att hämta data och useState för att spara den.</w:t>
-      </w:r>
-    </w:p>
-    <w:p>
-      <w:r>
-        <w:t>________________________________________</w:t>
-      </w:r>
-    </w:p>
-    <w:p/>
+        <w:t xml:space="preserve">Bild </w:t>
+      </w:r>
+      <w:r>
+        <w:t xml:space="preserve">3 </w:t>
+      </w:r>
+      <w:r>
+        <w:t>Kombinerat useEffect för att hämta data och useState för att spara den.</w:t>
+      </w:r>
+    </w:p>
+    <w:p>
+      <w:r>
+        <w:pict w14:anchorId="2CEDA6FC">
+          <v:rect id="_x0000_i1028" style="width:0;height:1.5pt" o:hralign="center" o:hrstd="t" o:hr="t" fillcolor="#a0a0a0" stroked="f"/>
+        </w:pict>
+      </w:r>
+    </w:p>
+    <w:p>
+      <w:pPr>
+        <w:pStyle w:val="Rubrik2"/>
+      </w:pPr>
+      <w:r>
+        <w:t>Hur State fungerar under huven (Det dolda flödet)</w:t>
+      </w:r>
+    </w:p>
+    <w:p>
+      <w:r>
+        <w:t>Om du skapar en helt vanlig variabel inuti en React-komponent, till exempel let klick = 0;, och ökar den när någon klickar på en knapp, kommer ingenting att hända på skärmen. Variabeln ökar i datorns minne, men webbläsaren visar fortfarande en nolla.</w:t>
+      </w:r>
+    </w:p>
+    <w:p>
+      <w:r>
+        <w:t>Varför? Jo, för att React inte ligger och spionerar på dina vanliga variabler. Webbläsaren ritar bara om skärmen när React kör om (åter-renderar) hela din komponent-funktion.När vi använder useState skapar vi en speciell variabel som är kopplad direkt till Reacts motor. Varje gång du anropar din "set-funktion" (t.ex. setAntal), så gör React två saker i bakgrunden:</w:t>
+      </w:r>
+    </w:p>
+    <w:p>
+      <w:pPr>
+        <w:pStyle w:val="Liststycke"/>
+        <w:numPr>
+          <w:ilvl w:val="0"/>
+          <w:numId w:val="23"/>
+        </w:numPr>
+      </w:pPr>
+      <w:r>
+        <w:t>Den uppdaterar värdet på variabeln.</w:t>
+      </w:r>
+    </w:p>
+    <w:p>
+      <w:pPr>
+        <w:pStyle w:val="Liststycke"/>
+        <w:numPr>
+          <w:ilvl w:val="0"/>
+          <w:numId w:val="23"/>
+        </w:numPr>
+      </w:pPr>
+      <w:r>
+        <w:t>Den kastar omedelbart allt den har i händerna och kör om hela din funktion så att den nya siffran ritas ut på skärmen.</w:t>
+      </w:r>
+    </w:p>
+    <w:p>
+      <w:pPr>
+        <w:spacing w:after="160" w:line="278" w:lineRule="auto"/>
+        <w:ind w:left="0" w:firstLine="0"/>
+        <w:rPr>
+          <w:rFonts w:ascii="Consolas" w:hAnsi="Consolas"/>
+          <w:color w:val="156082" w:themeColor="accent1"/>
+          <w:sz w:val="20"/>
+          <w:szCs w:val="20"/>
+        </w:rPr>
+      </w:pPr>
+      <w:r>
+        <w:br w:type="page"/>
+      </w:r>
+    </w:p>
+    <w:p>
+      <w:pPr>
+        <w:pStyle w:val="Kodstycke"/>
+      </w:pPr>
+      <w:r>
+        <w:lastRenderedPageBreak/>
+        <w:t>STRECK 1: Användaren klickar på en knapp.</w:t>
+      </w:r>
+    </w:p>
+    <w:p>
+      <w:pPr>
+        <w:pStyle w:val="Kodstycke"/>
+      </w:pPr>
+      <w:r>
+        <w:t xml:space="preserve">                 │</w:t>
+      </w:r>
+    </w:p>
+    <w:p>
+      <w:pPr>
+        <w:pStyle w:val="Kodstycke"/>
+      </w:pPr>
+      <w:r>
+        <w:t xml:space="preserve">                 ▼</w:t>
+      </w:r>
+    </w:p>
+    <w:p>
+      <w:pPr>
+        <w:pStyle w:val="Kodstycke"/>
+      </w:pPr>
+      <w:r>
+        <w:t xml:space="preserve"> STRECK 2: Koden anropar: setAntal(antal + 1)</w:t>
+      </w:r>
+    </w:p>
+    <w:p>
+      <w:pPr>
+        <w:pStyle w:val="Kodstycke"/>
+      </w:pPr>
+      <w:r>
+        <w:t xml:space="preserve">                 │</w:t>
+      </w:r>
+    </w:p>
+    <w:p>
+      <w:pPr>
+        <w:pStyle w:val="Kodstycke"/>
+      </w:pPr>
+      <w:r>
+        <w:t xml:space="preserve">                 ▼</w:t>
+      </w:r>
+    </w:p>
+    <w:p>
+      <w:pPr>
+        <w:pStyle w:val="Kodstycke"/>
+      </w:pPr>
+      <w:r>
+        <w:t xml:space="preserve"> STRECK 3: React uppdaterar värdet i sitt dolda minne.</w:t>
+      </w:r>
+    </w:p>
+    <w:p>
+      <w:pPr>
+        <w:pStyle w:val="Kodstycke"/>
+      </w:pPr>
+      <w:r>
+        <w:t xml:space="preserve">                 │</w:t>
+      </w:r>
+    </w:p>
+    <w:p>
+      <w:pPr>
+        <w:pStyle w:val="Kodstycke"/>
+      </w:pPr>
+      <w:r>
+        <w:t xml:space="preserve">                 ▼</w:t>
+      </w:r>
+    </w:p>
+    <w:p>
+      <w:pPr>
+        <w:pStyle w:val="Kodstycke"/>
+      </w:pPr>
+      <w:r>
+        <w:t xml:space="preserve"> STRECK 4: </w:t>
+      </w:r>
+      <w:r>
+        <w:rPr>
+          <w:rFonts w:ascii="Segoe UI Emoji" w:hAnsi="Segoe UI Emoji" w:cs="Segoe UI Emoji"/>
+        </w:rPr>
+        <w:t>⚡</w:t>
+      </w:r>
+      <w:r>
+        <w:t xml:space="preserve"> RE-RENDER! React k</w:t>
+      </w:r>
+      <w:r>
+        <w:rPr>
+          <w:rFonts w:ascii="Arial" w:hAnsi="Arial"/>
+        </w:rPr>
+        <w:t>ö</w:t>
+      </w:r>
+      <w:r>
+        <w:t>r om hela din komponent och ritar blixtsnabbt ut den nya siffran p</w:t>
+      </w:r>
+      <w:r>
+        <w:rPr>
+          <w:rFonts w:ascii="Arial" w:hAnsi="Arial"/>
+        </w:rPr>
+        <w:t>å</w:t>
+      </w:r>
+      <w:r>
+        <w:t xml:space="preserve"> sk</w:t>
+      </w:r>
+      <w:r>
+        <w:rPr>
+          <w:rFonts w:ascii="Arial" w:hAnsi="Arial"/>
+        </w:rPr>
+        <w:t>ä</w:t>
+      </w:r>
+      <w:r>
+        <w:t>rmen.</w:t>
+      </w:r>
+    </w:p>
+    <w:p>
+      <w:pPr>
+        <w:pStyle w:val="Bildtext"/>
+      </w:pPr>
+      <w:r>
+        <w:t xml:space="preserve">Bild </w:t>
+      </w:r>
+      <w:r>
+        <w:t>4</w:t>
+      </w:r>
+      <w:r>
+        <w:t xml:space="preserve"> State är inte bara en variabel – det är en avtryckare som tvingar React att uppdaterar gränssnittet i realtid.</w:t>
+      </w:r>
+    </w:p>
+    <w:p>
+      <w:r>
+        <w:pict w14:anchorId="24DD5E25">
+          <v:rect id="_x0000_i1034" style="width:0;height:1.5pt" o:hralign="center" o:hrstd="t" o:hr="t" fillcolor="#a0a0a0" stroked="f"/>
+        </w:pict>
+      </w:r>
+    </w:p>
+    <w:p>
+      <w:pPr>
+        <w:pStyle w:val="Rubrik2"/>
+      </w:pPr>
+      <w:r>
+        <w:t>Hantera asynkron data utan att krascha appen</w:t>
+      </w:r>
+    </w:p>
+    <w:p>
+      <w:r>
+        <w:t>När vi hämtar data från ett externt API (till exempel med Axios som vi lärde oss i kapitel 04b) tar det alltid en liten stund innan svaret kommer tillbaka över internet. Detta skapar ett jättevanligt problem i React.</w:t>
+      </w:r>
+      <w:r>
+        <w:t xml:space="preserve"> </w:t>
+      </w:r>
+      <w:r>
+        <w:t>Om din JavaScript-kod försöker loopa ut produkterna med .map() innan servern har svarat, kommer din app att tvärkrascha direkt med det klassiska felmeddelandet: TypeError: Cannot read properties of undefined (reading 'map').</w:t>
+      </w:r>
+    </w:p>
+    <w:p>
+      <w:r>
+        <w:t>För att skriva robust och professionell kod måste vi hantera tre helt olika tillstånd i vår komponent: Laddar, Data, och Fel.</w:t>
+      </w:r>
+    </w:p>
+    <w:p>
+      <w:r>
+        <w:t>Här kombinerar vi useEffect och useState för att skapa ett skottsäkert flöde som visar en laddningstext medan internetlinan jobbar, och ett snyggt felmeddelande om servern skulle ligga nere.</w:t>
+      </w:r>
+    </w:p>
+    <w:p>
+      <w:pPr>
+        <w:pStyle w:val="Kodstycke"/>
+      </w:pPr>
+      <w:r>
+        <w:t>import { useState, useEffect } from 'react';</w:t>
+      </w:r>
+    </w:p>
+    <w:p>
+      <w:pPr>
+        <w:pStyle w:val="Kodstycke"/>
+      </w:pPr>
+      <w:r>
+        <w:t>import axios from 'axios';</w:t>
+      </w:r>
+    </w:p>
+    <w:p>
+      <w:pPr>
+        <w:pStyle w:val="Kodstycke"/>
+      </w:pPr>
+    </w:p>
+    <w:p>
+      <w:pPr>
+        <w:pStyle w:val="Kodstycke"/>
+      </w:pPr>
+      <w:r>
+        <w:t>function ProduktUtbud() {</w:t>
+      </w:r>
+    </w:p>
+    <w:p>
+      <w:pPr>
+        <w:pStyle w:val="Kodstycke"/>
+      </w:pPr>
+      <w:r>
+        <w:t xml:space="preserve">  const [produkter, setProdukter] = useState([]); // Startar som en tom lista</w:t>
+      </w:r>
+    </w:p>
+    <w:p>
+      <w:pPr>
+        <w:pStyle w:val="Kodstycke"/>
+      </w:pPr>
+      <w:r>
+        <w:t xml:space="preserve">  const [laddar, setLaddar] = useState(true);      // Startar som true eftersom vi laddar vid start</w:t>
+      </w:r>
+    </w:p>
+    <w:p>
+      <w:pPr>
+        <w:pStyle w:val="Kodstycke"/>
+      </w:pPr>
+      <w:r>
+        <w:t xml:space="preserve">  const [fel, setFel] = useState(null);           // Startar som null (inget fel än)</w:t>
+      </w:r>
+    </w:p>
+    <w:p>
+      <w:pPr>
+        <w:pStyle w:val="Kodstycke"/>
+      </w:pPr>
+    </w:p>
+    <w:p>
+      <w:pPr>
+        <w:pStyle w:val="Kodstycke"/>
+      </w:pPr>
+      <w:r>
+        <w:t xml:space="preserve">  useEffect(() =&gt; {</w:t>
+      </w:r>
+    </w:p>
+    <w:p>
+      <w:pPr>
+        <w:pStyle w:val="Kodstycke"/>
+      </w:pPr>
+      <w:r>
+        <w:t xml:space="preserve">    async function hämtaData() {</w:t>
+      </w:r>
+    </w:p>
+    <w:p>
+      <w:pPr>
+        <w:pStyle w:val="Kodstycke"/>
+      </w:pPr>
+      <w:r>
+        <w:lastRenderedPageBreak/>
+        <w:t xml:space="preserve">      try {</w:t>
+      </w:r>
+    </w:p>
+    <w:p>
+      <w:pPr>
+        <w:pStyle w:val="Kodstycke"/>
+      </w:pPr>
+      <w:r>
+        <w:t xml:space="preserve">        // Vi gör anropet med Axios (som vi lärde oss i kapitel 04b!)</w:t>
+      </w:r>
+    </w:p>
+    <w:p>
+      <w:pPr>
+        <w:pStyle w:val="Kodstycke"/>
+      </w:pPr>
+      <w:r>
+        <w:t xml:space="preserve">        const response = await axios.get('https://fakestoreapi.com');</w:t>
+      </w:r>
+    </w:p>
+    <w:p>
+      <w:pPr>
+        <w:pStyle w:val="Kodstycke"/>
+      </w:pPr>
+      <w:r>
+        <w:t xml:space="preserve">        setProdukter(response.data); // Spara datan i vårt state</w:t>
+      </w:r>
+    </w:p>
+    <w:p>
+      <w:pPr>
+        <w:pStyle w:val="Kodstycke"/>
+      </w:pPr>
+      <w:r>
+        <w:t xml:space="preserve">      } catch (error) {</w:t>
+      </w:r>
+    </w:p>
+    <w:p>
+      <w:pPr>
+        <w:pStyle w:val="Kodstycke"/>
+      </w:pPr>
+      <w:r>
+        <w:t xml:space="preserve">        // Om Axios möter t.ex. ett 404-fel hamnar vi här direkt</w:t>
+      </w:r>
+    </w:p>
+    <w:p>
+      <w:pPr>
+        <w:pStyle w:val="Kodstycke"/>
+      </w:pPr>
+      <w:r>
+        <w:t xml:space="preserve">        setFel("Kunde inte hämta produkterna. Försök igen senare.");</w:t>
+      </w:r>
+    </w:p>
+    <w:p>
+      <w:pPr>
+        <w:pStyle w:val="Kodstycke"/>
+      </w:pPr>
+      <w:r>
+        <w:t xml:space="preserve">      } finally {</w:t>
+      </w:r>
+    </w:p>
+    <w:p>
+      <w:pPr>
+        <w:pStyle w:val="Kodstycke"/>
+      </w:pPr>
+      <w:r>
+        <w:t xml:space="preserve">        setLaddar(false); // Stäng av laddningen oavsett om det gick bra eller dåligt</w:t>
+      </w:r>
+    </w:p>
+    <w:p>
+      <w:pPr>
+        <w:pStyle w:val="Kodstycke"/>
+      </w:pPr>
+      <w:r>
+        <w:t xml:space="preserve">      }</w:t>
+      </w:r>
+    </w:p>
+    <w:p>
+      <w:pPr>
+        <w:pStyle w:val="Kodstycke"/>
+      </w:pPr>
+      <w:r>
+        <w:t xml:space="preserve">    }</w:t>
+      </w:r>
+    </w:p>
+    <w:p>
+      <w:pPr>
+        <w:pStyle w:val="Kodstycke"/>
+      </w:pPr>
+    </w:p>
+    <w:p>
+      <w:pPr>
+        <w:pStyle w:val="Kodstycke"/>
+      </w:pPr>
+      <w:r>
+        <w:t xml:space="preserve">    hämtaData();</w:t>
+      </w:r>
+    </w:p>
+    <w:p>
+      <w:pPr>
+        <w:pStyle w:val="Kodstycke"/>
+      </w:pPr>
+      <w:r>
+        <w:t xml:space="preserve">  }, []); // Den tomma klammern [] ser till att anropet bara körs EN gång vid sidstart</w:t>
+      </w:r>
+    </w:p>
+    <w:p>
+      <w:pPr>
+        <w:pStyle w:val="Kodstycke"/>
+      </w:pPr>
+    </w:p>
+    <w:p>
+      <w:pPr>
+        <w:pStyle w:val="Kodstycke"/>
+      </w:pPr>
+      <w:r>
+        <w:t xml:space="preserve">  // --- HÄR STYR VI VAD SOM VISAS PÅ SKÄRMEN BASERAT PÅ VÅRT STATE ---</w:t>
+      </w:r>
+    </w:p>
+    <w:p>
+      <w:pPr>
+        <w:pStyle w:val="Kodstycke"/>
+      </w:pPr>
+      <w:r>
+        <w:t xml:space="preserve">  if (laddar) return &lt;h3&gt;</w:t>
+      </w:r>
+      <w:r>
+        <w:rPr>
+          <w:rFonts w:ascii="Segoe UI Emoji" w:hAnsi="Segoe UI Emoji" w:cs="Segoe UI Emoji"/>
+        </w:rPr>
+        <w:t>⏳</w:t>
+      </w:r>
+      <w:r>
+        <w:t xml:space="preserve"> Laddar lagersaldo, v</w:t>
+      </w:r>
+      <w:r>
+        <w:rPr>
+          <w:rFonts w:ascii="Arial" w:hAnsi="Arial"/>
+        </w:rPr>
+        <w:t>ä</w:t>
+      </w:r>
+      <w:r>
+        <w:t>nligen v</w:t>
+      </w:r>
+      <w:r>
+        <w:rPr>
+          <w:rFonts w:ascii="Arial" w:hAnsi="Arial"/>
+        </w:rPr>
+        <w:t>ä</w:t>
+      </w:r>
+      <w:r>
+        <w:t>nta...&lt;/h3&gt;;</w:t>
+      </w:r>
+    </w:p>
+    <w:p>
+      <w:pPr>
+        <w:pStyle w:val="Kodstycke"/>
+      </w:pPr>
+      <w:r>
+        <w:t xml:space="preserve">  if (fel) return &lt;h3 style={{ color: 'red' }}&gt;</w:t>
+      </w:r>
+      <w:r>
+        <w:rPr>
+          <w:rFonts w:ascii="Segoe UI Emoji" w:hAnsi="Segoe UI Emoji" w:cs="Segoe UI Emoji"/>
+        </w:rPr>
+        <w:t>🛑</w:t>
+      </w:r>
+      <w:r>
+        <w:t xml:space="preserve"> Fel: {fel}&lt;/h3&gt;;</w:t>
+      </w:r>
+    </w:p>
+    <w:p>
+      <w:pPr>
+        <w:pStyle w:val="Kodstycke"/>
+      </w:pPr>
+    </w:p>
+    <w:p>
+      <w:pPr>
+        <w:pStyle w:val="Kodstycke"/>
+      </w:pPr>
+      <w:r>
+        <w:t xml:space="preserve">  return (</w:t>
+      </w:r>
+    </w:p>
+    <w:p>
+      <w:pPr>
+        <w:pStyle w:val="Kodstycke"/>
+      </w:pPr>
+      <w:r>
+        <w:t xml:space="preserve">    &lt;div className="produkter-box"&gt;</w:t>
+      </w:r>
+    </w:p>
+    <w:p>
+      <w:pPr>
+        <w:pStyle w:val="Kodstycke"/>
+      </w:pPr>
+      <w:r>
+        <w:t xml:space="preserve">      &lt;h2&gt;Vårt Aktuella Lager ({produkter.length} st varor)&lt;/h2&gt;</w:t>
+      </w:r>
+    </w:p>
+    <w:p>
+      <w:pPr>
+        <w:pStyle w:val="Kodstycke"/>
+      </w:pPr>
+      <w:r>
+        <w:t xml:space="preserve">      &lt;ul&gt;</w:t>
+      </w:r>
+    </w:p>
+    <w:p>
+      <w:pPr>
+        <w:pStyle w:val="Kodstycke"/>
+      </w:pPr>
+      <w:r>
+        <w:t xml:space="preserve">        {produkter.map(produkt =&gt; (</w:t>
+      </w:r>
+    </w:p>
+    <w:p>
+      <w:pPr>
+        <w:pStyle w:val="Kodstycke"/>
+      </w:pPr>
+      <w:r>
+        <w:t xml:space="preserve">          &lt;li key={produkt.id}&gt;</w:t>
+      </w:r>
+    </w:p>
+    <w:p>
+      <w:pPr>
+        <w:pStyle w:val="Kodstycke"/>
+      </w:pPr>
+      <w:r>
+        <w:t xml:space="preserve">            &lt;b&gt;{produkt.title}&lt;/b&gt; - {produkt.price} kr</w:t>
+      </w:r>
+    </w:p>
+    <w:p>
+      <w:pPr>
+        <w:pStyle w:val="Kodstycke"/>
+      </w:pPr>
+      <w:r>
+        <w:t xml:space="preserve">          &lt;/li&gt;</w:t>
+      </w:r>
+    </w:p>
+    <w:p>
+      <w:pPr>
+        <w:pStyle w:val="Kodstycke"/>
+      </w:pPr>
+      <w:r>
+        <w:t xml:space="preserve">        ))}</w:t>
+      </w:r>
+    </w:p>
+    <w:p>
+      <w:pPr>
+        <w:pStyle w:val="Kodstycke"/>
+      </w:pPr>
+      <w:r>
+        <w:t xml:space="preserve">      &lt;/ul&gt;</w:t>
+      </w:r>
+    </w:p>
+    <w:p>
+      <w:pPr>
+        <w:pStyle w:val="Kodstycke"/>
+      </w:pPr>
+      <w:r>
+        <w:t xml:space="preserve">    &lt;/div&gt;</w:t>
+      </w:r>
+    </w:p>
+    <w:p>
+      <w:pPr>
+        <w:pStyle w:val="Kodstycke"/>
+      </w:pPr>
+      <w:r>
+        <w:t xml:space="preserve">  );</w:t>
+      </w:r>
+    </w:p>
+    <w:p>
+      <w:pPr>
+        <w:pStyle w:val="Kodstycke"/>
+      </w:pPr>
+      <w:r>
+        <w:t>}</w:t>
+      </w:r>
+    </w:p>
+    <w:p>
+      <w:pPr>
+        <w:pStyle w:val="Kodstycke"/>
+      </w:pPr>
+    </w:p>
+    <w:p>
+      <w:pPr>
+        <w:pStyle w:val="Kodstycke"/>
+      </w:pPr>
+      <w:r>
+        <w:t>export default ProduktUtbud;</w:t>
+      </w:r>
+    </w:p>
+    <w:p>
+      <w:pPr>
+        <w:pStyle w:val="Bildtext"/>
+      </w:pPr>
+      <w:r>
+        <w:t xml:space="preserve">Bild </w:t>
+      </w:r>
+      <w:r>
+        <w:t>5</w:t>
+      </w:r>
+      <w:r>
+        <w:t xml:space="preserve"> Genom att lägga if-satser som avbryter och returnerar HTML tidigt i funktionen, skyddar vi vår .map()-loop från att köras innan datan faktiskt har landat i vårt state.</w:t>
+      </w:r>
+    </w:p>
     <w:sectPr>
       <w:headerReference w:type="even" r:id="rId12"/>
       <w:headerReference w:type="default" r:id="rId13"/>
@@ -2709,6 +3310,95 @@
 <file path=word/numbering.xml><?xml version="1.0" encoding="utf-8"?>
 <w:numbering xmlns:wpc="http://schemas.microsoft.com/office/word/2010/wordprocessingCanvas" xmlns:cx="http://schemas.microsoft.com/office/drawing/2014/chartex" xmlns:cx1="http://schemas.microsoft.com/office/drawing/2015/9/8/chartex" xmlns:cx2="http://schemas.microsoft.com/office/drawing/2015/10/21/chartex" xmlns:cx3="http://schemas.microsoft.com/office/drawing/2016/5/9/chartex" xmlns:cx4="http://schemas.microsoft.com/office/drawing/2016/5/10/chartex" xmlns:cx5="http://schemas.microsoft.com/office/drawing/2016/5/11/chartex" xmlns:cx6="http://schemas.microsoft.com/office/drawing/2016/5/12/chartex" xmlns:cx7="http://schemas.microsoft.com/office/drawing/2016/5/13/chartex" xmlns:cx8="http://schemas.microsoft.com/office/drawing/2016/5/14/chartex" xmlns:mc="http://schemas.openxmlformats.org/markup-compatibility/2006" xmlns:aink="http://schemas.microsoft.com/office/drawing/2016/ink" xmlns:am3d="http://schemas.microsoft.com/office/drawing/2017/model3d" xmlns:o="urn:schemas-microsoft-com:office:office" xmlns:oel="http://schemas.microsoft.com/office/2019/extlst" xmlns:r="http://schemas.openxmlformats.org/officeDocument/2006/relationships" xmlns:m="http://schemas.openxmlformats.org/officeDocument/2006/math" xmlns:v="urn:schemas-microsoft-com:vml" xmlns:wp14="http://schemas.microsoft.com/office/word/2010/wordprocessingDrawing" xmlns:wp="http://schemas.openxmlformats.org/drawingml/2006/wordprocessingDrawing" xmlns:w10="urn:schemas-microsoft-com:office:word" xmlns:w="http://schemas.openxmlformats.org/wordprocessingml/2006/main" xmlns:w14="http://schemas.microsoft.com/office/word/2010/wordml" xmlns:w15="http://schemas.microsoft.com/office/word/2012/wordml" xmlns:w16cex="http://schemas.microsoft.com/office/word/2018/wordml/cex" xmlns:w16cid="http://schemas.microsoft.com/office/word/2016/wordml/cid" xmlns:w16="http://schemas.microsoft.com/office/word/2018/wordml" xmlns:w16du="http://schemas.microsoft.com/office/word/2023/wordml/word16du" xmlns:w16sdtdh="http://schemas.microsoft.com/office/word/2020/wordml/sdtdatahash" xmlns:w16sdtfl="http://schemas.microsoft.com/office/word/2024/wordml/sdtformatlock" xmlns:w16se="http://schemas.microsoft.com/office/word/2015/wordml/symex" xmlns:wpg="http://schemas.microsoft.com/office/word/2010/wordprocessingGroup" xmlns:wpi="http://schemas.microsoft.com/office/word/2010/wordprocessingInk" xmlns:wne="http://schemas.microsoft.com/office/word/2006/wordml" xmlns:wps="http://schemas.microsoft.com/office/word/2010/wordprocessingShape" mc:Ignorable="w14 w15 w16se w16cid w16 w16cex w16sdtdh w16sdtfl w16du wp14">
   <w:abstractNum w:abstractNumId="0" w15:restartNumberingAfterBreak="0">
+    <w:nsid w:val="05CB5B80"/>
+    <w:multiLevelType w:val="hybridMultilevel"/>
+    <w:tmpl w:val="F3744A16"/>
+    <w:lvl w:ilvl="0" w:tplc="2000000F">
+      <w:start w:val="1"/>
+      <w:numFmt w:val="decimal"/>
+      <w:lvlText w:val="%1."/>
+      <w:lvlJc w:val="left"/>
+      <w:pPr>
+        <w:ind w:left="720" w:hanging="360"/>
+      </w:pPr>
+      <w:rPr>
+        <w:rFonts w:hint="default"/>
+      </w:rPr>
+    </w:lvl>
+    <w:lvl w:ilvl="1" w:tplc="20000019" w:tentative="1">
+      <w:start w:val="1"/>
+      <w:numFmt w:val="lowerLetter"/>
+      <w:lvlText w:val="%2."/>
+      <w:lvlJc w:val="left"/>
+      <w:pPr>
+        <w:ind w:left="1440" w:hanging="360"/>
+      </w:pPr>
+    </w:lvl>
+    <w:lvl w:ilvl="2" w:tplc="2000001B" w:tentative="1">
+      <w:start w:val="1"/>
+      <w:numFmt w:val="lowerRoman"/>
+      <w:lvlText w:val="%3."/>
+      <w:lvlJc w:val="right"/>
+      <w:pPr>
+        <w:ind w:left="2160" w:hanging="180"/>
+      </w:pPr>
+    </w:lvl>
+    <w:lvl w:ilvl="3" w:tplc="2000000F" w:tentative="1">
+      <w:start w:val="1"/>
+      <w:numFmt w:val="decimal"/>
+      <w:lvlText w:val="%4."/>
+      <w:lvlJc w:val="left"/>
+      <w:pPr>
+        <w:ind w:left="2880" w:hanging="360"/>
+      </w:pPr>
+    </w:lvl>
+    <w:lvl w:ilvl="4" w:tplc="20000019" w:tentative="1">
+      <w:start w:val="1"/>
+      <w:numFmt w:val="lowerLetter"/>
+      <w:lvlText w:val="%5."/>
+      <w:lvlJc w:val="left"/>
+      <w:pPr>
+        <w:ind w:left="3600" w:hanging="360"/>
+      </w:pPr>
+    </w:lvl>
+    <w:lvl w:ilvl="5" w:tplc="2000001B" w:tentative="1">
+      <w:start w:val="1"/>
+      <w:numFmt w:val="lowerRoman"/>
+      <w:lvlText w:val="%6."/>
+      <w:lvlJc w:val="right"/>
+      <w:pPr>
+        <w:ind w:left="4320" w:hanging="180"/>
+      </w:pPr>
+    </w:lvl>
+    <w:lvl w:ilvl="6" w:tplc="2000000F" w:tentative="1">
+      <w:start w:val="1"/>
+      <w:numFmt w:val="decimal"/>
+      <w:lvlText w:val="%7."/>
+      <w:lvlJc w:val="left"/>
+      <w:pPr>
+        <w:ind w:left="5040" w:hanging="360"/>
+      </w:pPr>
+    </w:lvl>
+    <w:lvl w:ilvl="7" w:tplc="20000019" w:tentative="1">
+      <w:start w:val="1"/>
+      <w:numFmt w:val="lowerLetter"/>
+      <w:lvlText w:val="%8."/>
+      <w:lvlJc w:val="left"/>
+      <w:pPr>
+        <w:ind w:left="5760" w:hanging="360"/>
+      </w:pPr>
+    </w:lvl>
+    <w:lvl w:ilvl="8" w:tplc="2000001B" w:tentative="1">
+      <w:start w:val="1"/>
+      <w:numFmt w:val="lowerRoman"/>
+      <w:lvlText w:val="%9."/>
+      <w:lvlJc w:val="right"/>
+      <w:pPr>
+        <w:ind w:left="6480" w:hanging="180"/>
+      </w:pPr>
+    </w:lvl>
+  </w:abstractNum>
+  <w:abstractNum w:abstractNumId="1" w15:restartNumberingAfterBreak="0">
     <w:nsid w:val="0A9C4333"/>
     <w:multiLevelType w:val="multilevel"/>
     <w:tmpl w:val="6DF0FC7A"/>
@@ -2857,7 +3547,7 @@
       </w:rPr>
     </w:lvl>
   </w:abstractNum>
-  <w:abstractNum w:abstractNumId="1" w15:restartNumberingAfterBreak="0">
+  <w:abstractNum w:abstractNumId="2" w15:restartNumberingAfterBreak="0">
     <w:nsid w:val="0CAF46E1"/>
     <w:multiLevelType w:val="multilevel"/>
     <w:tmpl w:val="F60A86A0"/>
@@ -3006,7 +3696,7 @@
       </w:rPr>
     </w:lvl>
   </w:abstractNum>
-  <w:abstractNum w:abstractNumId="2" w15:restartNumberingAfterBreak="0">
+  <w:abstractNum w:abstractNumId="3" w15:restartNumberingAfterBreak="0">
     <w:nsid w:val="17746F92"/>
     <w:multiLevelType w:val="multilevel"/>
     <w:tmpl w:val="03ECB3D2"/>
@@ -3155,7 +3845,7 @@
       </w:rPr>
     </w:lvl>
   </w:abstractNum>
-  <w:abstractNum w:abstractNumId="3" w15:restartNumberingAfterBreak="0">
+  <w:abstractNum w:abstractNumId="4" w15:restartNumberingAfterBreak="0">
     <w:nsid w:val="21643367"/>
     <w:multiLevelType w:val="hybridMultilevel"/>
     <w:tmpl w:val="16447AEE"/>
@@ -3268,7 +3958,7 @@
       </w:rPr>
     </w:lvl>
   </w:abstractNum>
-  <w:abstractNum w:abstractNumId="4" w15:restartNumberingAfterBreak="0">
+  <w:abstractNum w:abstractNumId="5" w15:restartNumberingAfterBreak="0">
     <w:nsid w:val="29014640"/>
     <w:multiLevelType w:val="hybridMultilevel"/>
     <w:tmpl w:val="887A20A8"/>
@@ -3381,7 +4071,7 @@
       </w:rPr>
     </w:lvl>
   </w:abstractNum>
-  <w:abstractNum w:abstractNumId="5" w15:restartNumberingAfterBreak="0">
+  <w:abstractNum w:abstractNumId="6" w15:restartNumberingAfterBreak="0">
     <w:nsid w:val="2F910B40"/>
     <w:multiLevelType w:val="multilevel"/>
     <w:tmpl w:val="9FD4157C"/>
@@ -3494,7 +4184,93 @@
       </w:pPr>
     </w:lvl>
   </w:abstractNum>
-  <w:abstractNum w:abstractNumId="6" w15:restartNumberingAfterBreak="0">
+  <w:abstractNum w:abstractNumId="7" w15:restartNumberingAfterBreak="0">
+    <w:nsid w:val="2FA8087B"/>
+    <w:multiLevelType w:val="hybridMultilevel"/>
+    <w:tmpl w:val="FC20FA50"/>
+    <w:lvl w:ilvl="0" w:tplc="2000000F">
+      <w:start w:val="1"/>
+      <w:numFmt w:val="decimal"/>
+      <w:lvlText w:val="%1."/>
+      <w:lvlJc w:val="left"/>
+      <w:pPr>
+        <w:ind w:left="720" w:hanging="360"/>
+      </w:pPr>
+    </w:lvl>
+    <w:lvl w:ilvl="1" w:tplc="20000019" w:tentative="1">
+      <w:start w:val="1"/>
+      <w:numFmt w:val="lowerLetter"/>
+      <w:lvlText w:val="%2."/>
+      <w:lvlJc w:val="left"/>
+      <w:pPr>
+        <w:ind w:left="1440" w:hanging="360"/>
+      </w:pPr>
+    </w:lvl>
+    <w:lvl w:ilvl="2" w:tplc="2000001B" w:tentative="1">
+      <w:start w:val="1"/>
+      <w:numFmt w:val="lowerRoman"/>
+      <w:lvlText w:val="%3."/>
+      <w:lvlJc w:val="right"/>
+      <w:pPr>
+        <w:ind w:left="2160" w:hanging="180"/>
+      </w:pPr>
+    </w:lvl>
+    <w:lvl w:ilvl="3" w:tplc="2000000F" w:tentative="1">
+      <w:start w:val="1"/>
+      <w:numFmt w:val="decimal"/>
+      <w:lvlText w:val="%4."/>
+      <w:lvlJc w:val="left"/>
+      <w:pPr>
+        <w:ind w:left="2880" w:hanging="360"/>
+      </w:pPr>
+    </w:lvl>
+    <w:lvl w:ilvl="4" w:tplc="20000019" w:tentative="1">
+      <w:start w:val="1"/>
+      <w:numFmt w:val="lowerLetter"/>
+      <w:lvlText w:val="%5."/>
+      <w:lvlJc w:val="left"/>
+      <w:pPr>
+        <w:ind w:left="3600" w:hanging="360"/>
+      </w:pPr>
+    </w:lvl>
+    <w:lvl w:ilvl="5" w:tplc="2000001B" w:tentative="1">
+      <w:start w:val="1"/>
+      <w:numFmt w:val="lowerRoman"/>
+      <w:lvlText w:val="%6."/>
+      <w:lvlJc w:val="right"/>
+      <w:pPr>
+        <w:ind w:left="4320" w:hanging="180"/>
+      </w:pPr>
+    </w:lvl>
+    <w:lvl w:ilvl="6" w:tplc="2000000F" w:tentative="1">
+      <w:start w:val="1"/>
+      <w:numFmt w:val="decimal"/>
+      <w:lvlText w:val="%7."/>
+      <w:lvlJc w:val="left"/>
+      <w:pPr>
+        <w:ind w:left="5040" w:hanging="360"/>
+      </w:pPr>
+    </w:lvl>
+    <w:lvl w:ilvl="7" w:tplc="20000019" w:tentative="1">
+      <w:start w:val="1"/>
+      <w:numFmt w:val="lowerLetter"/>
+      <w:lvlText w:val="%8."/>
+      <w:lvlJc w:val="left"/>
+      <w:pPr>
+        <w:ind w:left="5760" w:hanging="360"/>
+      </w:pPr>
+    </w:lvl>
+    <w:lvl w:ilvl="8" w:tplc="2000001B" w:tentative="1">
+      <w:start w:val="1"/>
+      <w:numFmt w:val="lowerRoman"/>
+      <w:lvlText w:val="%9."/>
+      <w:lvlJc w:val="right"/>
+      <w:pPr>
+        <w:ind w:left="6480" w:hanging="180"/>
+      </w:pPr>
+    </w:lvl>
+  </w:abstractNum>
+  <w:abstractNum w:abstractNumId="8" w15:restartNumberingAfterBreak="0">
     <w:nsid w:val="49FE6C65"/>
     <w:multiLevelType w:val="multilevel"/>
     <w:tmpl w:val="7F708A02"/>
@@ -3643,7 +4419,7 @@
       </w:rPr>
     </w:lvl>
   </w:abstractNum>
-  <w:abstractNum w:abstractNumId="7" w15:restartNumberingAfterBreak="0">
+  <w:abstractNum w:abstractNumId="9" w15:restartNumberingAfterBreak="0">
     <w:nsid w:val="537A2F67"/>
     <w:multiLevelType w:val="multilevel"/>
     <w:tmpl w:val="67FCC784"/>
@@ -3792,7 +4568,7 @@
       </w:rPr>
     </w:lvl>
   </w:abstractNum>
-  <w:abstractNum w:abstractNumId="8" w15:restartNumberingAfterBreak="0">
+  <w:abstractNum w:abstractNumId="10" w15:restartNumberingAfterBreak="0">
     <w:nsid w:val="58A15727"/>
     <w:multiLevelType w:val="multilevel"/>
     <w:tmpl w:val="98F69174"/>
@@ -3905,7 +4681,7 @@
       </w:pPr>
     </w:lvl>
   </w:abstractNum>
-  <w:abstractNum w:abstractNumId="9" w15:restartNumberingAfterBreak="0">
+  <w:abstractNum w:abstractNumId="11" w15:restartNumberingAfterBreak="0">
     <w:nsid w:val="61182BD6"/>
     <w:multiLevelType w:val="hybridMultilevel"/>
     <w:tmpl w:val="C972D428"/>
@@ -4018,7 +4794,7 @@
       </w:rPr>
     </w:lvl>
   </w:abstractNum>
-  <w:abstractNum w:abstractNumId="10" w15:restartNumberingAfterBreak="0">
+  <w:abstractNum w:abstractNumId="12" w15:restartNumberingAfterBreak="0">
     <w:nsid w:val="611C4B47"/>
     <w:multiLevelType w:val="multilevel"/>
     <w:tmpl w:val="5330AEA4"/>
@@ -4131,7 +4907,7 @@
       </w:pPr>
     </w:lvl>
   </w:abstractNum>
-  <w:abstractNum w:abstractNumId="11" w15:restartNumberingAfterBreak="0">
+  <w:abstractNum w:abstractNumId="13" w15:restartNumberingAfterBreak="0">
     <w:nsid w:val="65B227C4"/>
     <w:multiLevelType w:val="hybridMultilevel"/>
     <w:tmpl w:val="7A58087A"/>
@@ -4244,7 +5020,7 @@
       </w:rPr>
     </w:lvl>
   </w:abstractNum>
-  <w:abstractNum w:abstractNumId="12" w15:restartNumberingAfterBreak="0">
+  <w:abstractNum w:abstractNumId="14" w15:restartNumberingAfterBreak="0">
     <w:nsid w:val="68570F60"/>
     <w:multiLevelType w:val="hybridMultilevel"/>
     <w:tmpl w:val="456EE7C6"/>
@@ -4333,7 +5109,7 @@
       </w:pPr>
     </w:lvl>
   </w:abstractNum>
-  <w:abstractNum w:abstractNumId="13" w15:restartNumberingAfterBreak="0">
+  <w:abstractNum w:abstractNumId="15" w15:restartNumberingAfterBreak="0">
     <w:nsid w:val="6936197C"/>
     <w:multiLevelType w:val="hybridMultilevel"/>
     <w:tmpl w:val="DF207A44"/>
@@ -4419,7 +5195,7 @@
       </w:pPr>
     </w:lvl>
   </w:abstractNum>
-  <w:abstractNum w:abstractNumId="14" w15:restartNumberingAfterBreak="0">
+  <w:abstractNum w:abstractNumId="16" w15:restartNumberingAfterBreak="0">
     <w:nsid w:val="6CFF3CC9"/>
     <w:multiLevelType w:val="multilevel"/>
     <w:tmpl w:val="686A33F6"/>
@@ -4532,7 +5308,7 @@
       </w:pPr>
     </w:lvl>
   </w:abstractNum>
-  <w:abstractNum w:abstractNumId="15" w15:restartNumberingAfterBreak="0">
+  <w:abstractNum w:abstractNumId="17" w15:restartNumberingAfterBreak="0">
     <w:nsid w:val="6D5060B5"/>
     <w:multiLevelType w:val="hybridMultilevel"/>
     <w:tmpl w:val="77C2EAFE"/>
@@ -4621,7 +5397,7 @@
       </w:pPr>
     </w:lvl>
   </w:abstractNum>
-  <w:abstractNum w:abstractNumId="16" w15:restartNumberingAfterBreak="0">
+  <w:abstractNum w:abstractNumId="18" w15:restartNumberingAfterBreak="0">
     <w:nsid w:val="6EB320FA"/>
     <w:multiLevelType w:val="multilevel"/>
     <w:tmpl w:val="983E1B9E"/>
@@ -4770,7 +5546,7 @@
       </w:rPr>
     </w:lvl>
   </w:abstractNum>
-  <w:abstractNum w:abstractNumId="17" w15:restartNumberingAfterBreak="0">
+  <w:abstractNum w:abstractNumId="19" w15:restartNumberingAfterBreak="0">
     <w:nsid w:val="6F4F09EA"/>
     <w:multiLevelType w:val="hybridMultilevel"/>
     <w:tmpl w:val="2E943A16"/>
@@ -4859,7 +5635,7 @@
       </w:pPr>
     </w:lvl>
   </w:abstractNum>
-  <w:abstractNum w:abstractNumId="18" w15:restartNumberingAfterBreak="0">
+  <w:abstractNum w:abstractNumId="20" w15:restartNumberingAfterBreak="0">
     <w:nsid w:val="70036924"/>
     <w:multiLevelType w:val="multilevel"/>
     <w:tmpl w:val="C8307142"/>
@@ -4972,7 +5748,7 @@
       </w:pPr>
     </w:lvl>
   </w:abstractNum>
-  <w:abstractNum w:abstractNumId="19" w15:restartNumberingAfterBreak="0">
+  <w:abstractNum w:abstractNumId="21" w15:restartNumberingAfterBreak="0">
     <w:nsid w:val="763777CB"/>
     <w:multiLevelType w:val="multilevel"/>
     <w:tmpl w:val="DD2C950A"/>
@@ -5121,7 +5897,7 @@
       </w:rPr>
     </w:lvl>
   </w:abstractNum>
-  <w:abstractNum w:abstractNumId="20" w15:restartNumberingAfterBreak="0">
+  <w:abstractNum w:abstractNumId="22" w15:restartNumberingAfterBreak="0">
     <w:nsid w:val="773E67AF"/>
     <w:multiLevelType w:val="hybridMultilevel"/>
     <w:tmpl w:val="B0F082CC"/>
@@ -5235,67 +6011,73 @@
     </w:lvl>
   </w:abstractNum>
   <w:num w:numId="1" w16cid:durableId="928807389">
+    <w:abstractNumId w:val="14"/>
+  </w:num>
+  <w:num w:numId="2" w16cid:durableId="225381545">
+    <w:abstractNumId w:val="17"/>
+  </w:num>
+  <w:num w:numId="3" w16cid:durableId="972254287">
+    <w:abstractNumId w:val="19"/>
+  </w:num>
+  <w:num w:numId="4" w16cid:durableId="1980718377">
+    <w:abstractNumId w:val="5"/>
+  </w:num>
+  <w:num w:numId="5" w16cid:durableId="193688131">
+    <w:abstractNumId w:val="2"/>
+  </w:num>
+  <w:num w:numId="6" w16cid:durableId="1255825629">
+    <w:abstractNumId w:val="1"/>
+  </w:num>
+  <w:num w:numId="7" w16cid:durableId="555943606">
     <w:abstractNumId w:val="12"/>
   </w:num>
-  <w:num w:numId="2" w16cid:durableId="225381545">
+  <w:num w:numId="8" w16cid:durableId="1945068039">
     <w:abstractNumId w:val="15"/>
   </w:num>
-  <w:num w:numId="3" w16cid:durableId="972254287">
-    <w:abstractNumId w:val="17"/>
-  </w:num>
-  <w:num w:numId="4" w16cid:durableId="1980718377">
+  <w:num w:numId="9" w16cid:durableId="1650356061">
     <w:abstractNumId w:val="4"/>
   </w:num>
-  <w:num w:numId="5" w16cid:durableId="193688131">
-    <w:abstractNumId w:val="1"/>
+  <w:num w:numId="10" w16cid:durableId="2058889347">
+    <w:abstractNumId w:val="13"/>
   </w:num>
-  <w:num w:numId="6" w16cid:durableId="1255825629">
-    <w:abstractNumId w:val="0"/>
-  </w:num>
-  <w:num w:numId="7" w16cid:durableId="555943606">
+  <w:num w:numId="11" w16cid:durableId="1239902538">
     <w:abstractNumId w:val="10"/>
   </w:num>
-  <w:num w:numId="8" w16cid:durableId="1945068039">
-    <w:abstractNumId w:val="13"/>
+  <w:num w:numId="12" w16cid:durableId="1943806250">
+    <w:abstractNumId w:val="16"/>
   </w:num>
-  <w:num w:numId="9" w16cid:durableId="1650356061">
+  <w:num w:numId="13" w16cid:durableId="872304685">
+    <w:abstractNumId w:val="20"/>
+  </w:num>
+  <w:num w:numId="14" w16cid:durableId="2019624065">
     <w:abstractNumId w:val="3"/>
   </w:num>
-  <w:num w:numId="10" w16cid:durableId="2058889347">
+  <w:num w:numId="15" w16cid:durableId="120155749">
     <w:abstractNumId w:val="11"/>
   </w:num>
-  <w:num w:numId="11" w16cid:durableId="1239902538">
+  <w:num w:numId="16" w16cid:durableId="1627270058">
+    <w:abstractNumId w:val="22"/>
+  </w:num>
+  <w:num w:numId="17" w16cid:durableId="469447801">
+    <w:abstractNumId w:val="21"/>
+  </w:num>
+  <w:num w:numId="18" w16cid:durableId="1610120101">
+    <w:abstractNumId w:val="9"/>
+  </w:num>
+  <w:num w:numId="19" w16cid:durableId="1809475097">
     <w:abstractNumId w:val="8"/>
   </w:num>
-  <w:num w:numId="12" w16cid:durableId="1943806250">
-    <w:abstractNumId w:val="14"/>
-  </w:num>
-  <w:num w:numId="13" w16cid:durableId="872304685">
+  <w:num w:numId="20" w16cid:durableId="1946182502">
     <w:abstractNumId w:val="18"/>
   </w:num>
-  <w:num w:numId="14" w16cid:durableId="2019624065">
-    <w:abstractNumId w:val="2"/>
+  <w:num w:numId="21" w16cid:durableId="1484544100">
+    <w:abstractNumId w:val="6"/>
   </w:num>
-  <w:num w:numId="15" w16cid:durableId="120155749">
-    <w:abstractNumId w:val="9"/>
-  </w:num>
-  <w:num w:numId="16" w16cid:durableId="1627270058">
-    <w:abstractNumId w:val="20"/>
-  </w:num>
-  <w:num w:numId="17" w16cid:durableId="469447801">
-    <w:abstractNumId w:val="19"/>
-  </w:num>
-  <w:num w:numId="18" w16cid:durableId="1610120101">
+  <w:num w:numId="22" w16cid:durableId="1012807010">
     <w:abstractNumId w:val="7"/>
   </w:num>
-  <w:num w:numId="19" w16cid:durableId="1809475097">
-    <w:abstractNumId w:val="6"/>
-  </w:num>
-  <w:num w:numId="20" w16cid:durableId="1946182502">
-    <w:abstractNumId w:val="16"/>
-  </w:num>
-  <w:num w:numId="21" w16cid:durableId="1484544100">
-    <w:abstractNumId w:val="5"/>
+  <w:num w:numId="23" w16cid:durableId="822820887">
+    <w:abstractNumId w:val="0"/>
   </w:num>
 </w:numbering>
 </file>
@@ -5771,6 +6553,7 @@
   <w:style w:type="character" w:default="1" w:styleId="Standardstycketeckensnitt">
     <w:name w:val="Default Paragraph Font"/>
     <w:uiPriority w:val="1"/>
+    <w:semiHidden/>
     <w:unhideWhenUsed/>
   </w:style>
   <w:style w:type="table" w:default="1" w:styleId="Normaltabell">
